--- a/docs_fix/again fix.docx
+++ b/docs_fix/again fix.docx
@@ -9,8 +9,14 @@
           <w:ilvl w:val="0"/>
           <w:numId w:val="1"/>
         </w:numPr>
-      </w:pPr>
-      <w:r>
+        <w:rPr>
+          <w:strike/>
+        </w:rPr>
+      </w:pPr>
+      <w:r>
+        <w:rPr>
+          <w:strike/>
+        </w:rPr>
         <w:t>Trạm trộn nhiều lần dc nhưng show tài xế chỉ 1 lần ở trạm đó (cụ thể là lần cuối)</w:t>
       </w:r>
     </w:p>
@@ -23,6 +29,9 @@
         </w:numPr>
       </w:pPr>
       <w:r>
+        <w:rPr>
+          <w:strike/>
+        </w:rPr>
         <w:t>Lsx dieuphoi cũng chỉ thấy có 1 tài xế cuối</w:t>
       </w:r>
       <w:r>
@@ -79,8 +88,14 @@
           <w:ilvl w:val="0"/>
           <w:numId w:val="1"/>
         </w:numPr>
-      </w:pPr>
-      <w:r>
+        <w:rPr>
+          <w:strike/>
+        </w:rPr>
+      </w:pPr>
+      <w:r>
+        <w:rPr>
+          <w:strike/>
+        </w:rPr>
         <w:t>Xóa phần xuất hóa đơn trong trong xem chi tiết đơn (trươcs khi đơn nghiệm thu)</w:t>
       </w:r>
     </w:p>
@@ -98,6 +113,26 @@
       <w:r>
         <w:br/>
         <w:t>khi chọn công nợ đơn em chọn thanh toán 12 triệu công nợ còn 22 triệu, ở chỗ mục công nợ của thanh toán thì nó vẫn hiện đúng nhưng chỗ hóa đơn thanh toán thì nó hiện công nợ là 0đ, còn bên xem chi tiết đơn và hóa đơn sai nhiều ạ</w:t>
+      </w:r>
+    </w:p>
+    <w:p/>
+    <w:p/>
+    <w:p>
+      <w:r>
+        <w:t>cd /var/www/bttd</w:t>
+      </w:r>
+      <w:r>
+        <w:t>/BTTD</w:t>
+      </w:r>
+    </w:p>
+    <w:p>
+      <w:r>
+        <w:t>ssh -p 24700 root@103.75.187.222</w:t>
+      </w:r>
+    </w:p>
+    <w:p>
+      <w:r>
+        <w:t>pass: f8Bu^j$bNfa74%FJcjgA</w:t>
       </w:r>
     </w:p>
     <w:p>

--- a/docs_fix/again fix.docx
+++ b/docs_fix/again fix.docx
@@ -106,11 +106,20 @@
           <w:ilvl w:val="0"/>
           <w:numId w:val="1"/>
         </w:numPr>
-      </w:pPr>
-      <w:r>
+        <w:rPr>
+          <w:strike/>
+        </w:rPr>
+      </w:pPr>
+      <w:r>
+        <w:rPr>
+          <w:strike/>
+        </w:rPr>
         <w:t>Tab “thanh toán”</w:t>
       </w:r>
       <w:r>
+        <w:rPr>
+          <w:strike/>
+        </w:rPr>
         <w:br/>
         <w:t>khi chọn công nợ đơn em chọn thanh toán 12 triệu công nợ còn 22 triệu, ở chỗ mục công nợ của thanh toán thì nó vẫn hiện đúng nhưng chỗ hóa đơn thanh toán thì nó hiện công nợ là 0đ, còn bên xem chi tiết đơn và hóa đơn sai nhiều ạ</w:t>
       </w:r>
